--- a/PW I/Atividade 02 - Tipográfia Alunos.docx
+++ b/PW I/Atividade 02 - Tipográfia Alunos.docx
@@ -133,15 +133,7 @@
           <w:color w:val="001D35"/>
           <w:shd w:val="clear" w:color="auto" w:fill="D3E3FD"/>
         </w:rPr>
-        <w:t xml:space="preserve"> Oque são? </w:t>
-      </w:r>
-      <w:r>
-        <w:rPr>
-          <w:rFonts w:ascii="Arial" w:hAnsi="Arial" w:cs="Arial"/>
-          <w:color w:val="001D35"/>
-          <w:shd w:val="clear" w:color="auto" w:fill="D3E3FD"/>
-        </w:rPr>
-        <w:t>tipos de letra que possuem pequenos traços, "perninhas" ou remates nas extremidades das hastes, conhecidos como serifas</w:t>
+        <w:t xml:space="preserve"> Oque são? tipos de letra que possuem pequenos traços, "perninhas" ou remates nas extremidades das hastes, conhecidos como serifas</w:t>
       </w:r>
     </w:p>
     <w:p>
@@ -1894,15 +1886,7 @@
           <w:color w:val="0A0A0A"/>
           <w:shd w:val="clear" w:color="auto" w:fill="FFFFFF"/>
         </w:rPr>
-        <w:t>. Elas são caracterizadas por estilos mais enfeitados, artísticos, decorativos</w:t>
-      </w:r>
-      <w:r>
-        <w:rPr>
-          <w:rFonts w:ascii="Arial" w:hAnsi="Arial" w:cs="Arial"/>
-          <w:color w:val="0A0A0A"/>
-          <w:shd w:val="clear" w:color="auto" w:fill="FFFFFF"/>
-        </w:rPr>
-        <w:t xml:space="preserve">   </w:t>
+        <w:t xml:space="preserve">. Elas são caracterizadas por estilos mais enfeitados, artísticos, decorativos   </w:t>
       </w:r>
     </w:p>
     <w:p>
@@ -2149,8 +2133,6 @@
         </w:rPr>
         <w:t>“Design também comunica.”</w:t>
       </w:r>
-      <w:bookmarkStart w:id="0" w:name="_GoBack"/>
-      <w:bookmarkEnd w:id="0"/>
     </w:p>
     <w:p>
       <w:pPr>
@@ -2197,15 +2179,62 @@
           <w:rFonts w:ascii="Arial" w:hAnsi="Arial" w:cs="Arial"/>
           <w:color w:val="001D35"/>
         </w:rPr>
-        <w:t xml:space="preserve">Sensação: </w:t>
-      </w:r>
+        <w:t>Sensação: sofisticação, autoridade, seriedade e elegância clássica</w:t>
+      </w:r>
+    </w:p>
+    <w:p>
+      <w:pPr>
+        <w:ind w:left="720"/>
+        <w:rPr>
+          <w:rStyle w:val="Forte"/>
+          <w:rFonts w:ascii="Arial" w:hAnsi="Arial" w:cs="Arial"/>
+          <w:color w:val="0A0A0A"/>
+          <w:shd w:val="clear" w:color="auto" w:fill="FFFFFF"/>
+        </w:rPr>
+      </w:pPr>
       <w:r>
         <w:rPr>
           <w:rStyle w:val="Forte"/>
           <w:rFonts w:ascii="Arial" w:hAnsi="Arial" w:cs="Arial"/>
           <w:color w:val="001D35"/>
         </w:rPr>
-        <w:t>sofisticação, autoridade, seriedade e elegância clássica</w:t>
+        <w:t xml:space="preserve">Projeto adequado: </w:t>
+      </w:r>
+      <w:r>
+        <w:rPr>
+          <w:rStyle w:val="Forte"/>
+          <w:rFonts w:ascii="Arial" w:hAnsi="Arial" w:cs="Arial"/>
+          <w:color w:val="0A0A0A"/>
+          <w:shd w:val="clear" w:color="auto" w:fill="FFFFFF"/>
+        </w:rPr>
+        <w:t>Corpo de Texto de Livros</w:t>
+      </w:r>
+      <w:r>
+        <w:rPr>
+          <w:rStyle w:val="Forte"/>
+          <w:rFonts w:ascii="Arial" w:hAnsi="Arial" w:cs="Arial"/>
+          <w:color w:val="0A0A0A"/>
+          <w:shd w:val="clear" w:color="auto" w:fill="FFFFFF"/>
+        </w:rPr>
+        <w:t>,</w:t>
+      </w:r>
+      <w:r>
+        <w:rPr>
+          <w:rStyle w:val="Ttulo1Char"/>
+          <w:rFonts w:ascii="Arial" w:hAnsi="Arial" w:cs="Arial"/>
+          <w:color w:val="0A0A0A"/>
+          <w:shd w:val="clear" w:color="auto" w:fill="FFFFFF"/>
+        </w:rPr>
+        <w:t xml:space="preserve"> </w:t>
+      </w:r>
+      <w:r>
+        <w:rPr>
+          <w:rStyle w:val="Forte"/>
+          <w:rFonts w:ascii="Arial" w:hAnsi="Arial" w:cs="Arial"/>
+          <w:color w:val="0A0A0A"/>
+          <w:shd w:val="clear" w:color="auto" w:fill="FFFFFF"/>
+        </w:rPr>
+        <w:t>Revistas e Periódicos</w:t>
       </w:r>
     </w:p>
     <w:p>
@@ -2222,27 +2251,30 @@
         <w:rPr>
           <w:rStyle w:val="Forte"/>
           <w:rFonts w:ascii="Arial" w:hAnsi="Arial" w:cs="Arial"/>
-          <w:color w:val="001D35"/>
-        </w:rPr>
-        <w:t xml:space="preserve">Projeto adequado: </w:t>
-      </w:r>
-      <w:r>
-        <w:rPr>
-          <w:rStyle w:val="Forte"/>
-          <w:rFonts w:ascii="Arial" w:hAnsi="Arial" w:cs="Arial"/>
-          <w:color w:val="0A0A0A"/>
-          <w:shd w:val="clear" w:color="auto" w:fill="FFFFFF"/>
-        </w:rPr>
-        <w:t>Corpo de Texto de Livros</w:t>
-      </w:r>
-      <w:r>
-        <w:rPr>
-          <w:rStyle w:val="Forte"/>
-          <w:rFonts w:ascii="Arial" w:hAnsi="Arial" w:cs="Arial"/>
-          <w:color w:val="0A0A0A"/>
-          <w:shd w:val="clear" w:color="auto" w:fill="FFFFFF"/>
-        </w:rPr>
-        <w:t>,</w:t>
+          <w:color w:val="0A0A0A"/>
+          <w:shd w:val="clear" w:color="auto" w:fill="FFFFFF"/>
+        </w:rPr>
+        <w:t>Livros Acadêmicos e Literários</w:t>
+      </w:r>
+    </w:p>
+    <w:p>
+      <w:pPr>
+        <w:ind w:left="720"/>
+        <w:rPr>
+          <w:rStyle w:val="Forte"/>
+          <w:rFonts w:ascii="Arial" w:hAnsi="Arial" w:cs="Arial"/>
+          <w:color w:val="0A0A0A"/>
+          <w:shd w:val="clear" w:color="auto" w:fill="FFFFFF"/>
+        </w:rPr>
+      </w:pPr>
+      <w:r>
+        <w:rPr>
+          <w:rStyle w:val="Forte"/>
+          <w:rFonts w:ascii="Arial" w:hAnsi="Arial" w:cs="Arial"/>
+          <w:color w:val="0A0A0A"/>
+          <w:shd w:val="clear" w:color="auto" w:fill="FFFFFF"/>
+        </w:rPr>
+        <w:t>Não Adequada: Telas de Baixa Resolução,</w:t>
       </w:r>
       <w:r>
         <w:rPr>
@@ -2260,7 +2292,25 @@
           <w:color w:val="0A0A0A"/>
           <w:shd w:val="clear" w:color="auto" w:fill="FFFFFF"/>
         </w:rPr>
-        <w:t>Revistas e Periódicos</w:t>
+        <w:t>Corpo de Texto muito Pequeno (Legendas, Notas de Rodapé),</w:t>
+      </w:r>
+      <w:r>
+        <w:rPr>
+          <w:rStyle w:val="Ttulo1Char"/>
+          <w:rFonts w:ascii="Arial" w:hAnsi="Arial" w:cs="Arial"/>
+          <w:color w:val="0A0A0A"/>
+          <w:shd w:val="clear" w:color="auto" w:fill="FFFFFF"/>
+        </w:rPr>
+        <w:t xml:space="preserve"> </w:t>
+      </w:r>
+      <w:r>
+        <w:rPr>
+          <w:rStyle w:val="Forte"/>
+          <w:rFonts w:ascii="Arial" w:hAnsi="Arial" w:cs="Arial"/>
+          <w:color w:val="0A0A0A"/>
+          <w:shd w:val="clear" w:color="auto" w:fill="FFFFFF"/>
+        </w:rPr>
+        <w:t>Ambientes de Alta Movimentação (Sinalização Rápida)</w:t>
       </w:r>
     </w:p>
     <w:p>
@@ -2270,131 +2320,1028 @@
           <w:rStyle w:val="Forte"/>
           <w:rFonts w:ascii="Arial" w:hAnsi="Arial" w:cs="Arial"/>
           <w:color w:val="0A0A0A"/>
-          <w:shd w:val="clear" w:color="auto" w:fill="FFFFFF"/>
-        </w:rPr>
-      </w:pPr>
-      <w:r>
-        <w:rPr>
-          <w:rStyle w:val="Forte"/>
-          <w:rFonts w:ascii="Arial" w:hAnsi="Arial" w:cs="Arial"/>
-          <w:color w:val="0A0A0A"/>
-          <w:shd w:val="clear" w:color="auto" w:fill="FFFFFF"/>
-        </w:rPr>
-        <w:t>Livros Acadêmicos e Literários</w:t>
+          <w:sz w:val="40"/>
+          <w:szCs w:val="40"/>
+          <w:shd w:val="clear" w:color="auto" w:fill="FFFFFF"/>
+        </w:rPr>
+      </w:pPr>
+      <w:r>
+        <w:rPr>
+          <w:rStyle w:val="Forte"/>
+          <w:rFonts w:ascii="Arial" w:hAnsi="Arial" w:cs="Arial"/>
+          <w:color w:val="0A0A0A"/>
+          <w:shd w:val="clear" w:color="auto" w:fill="FFFFFF"/>
+        </w:rPr>
+        <w:t>(Não S</w:t>
+      </w:r>
+      <w:r>
+        <w:rPr>
+          <w:rStyle w:val="Forte"/>
+          <w:rFonts w:ascii="Arial" w:hAnsi="Arial" w:cs="Arial"/>
+          <w:color w:val="0A0A0A"/>
+          <w:shd w:val="clear" w:color="auto" w:fill="FFFFFF"/>
+        </w:rPr>
+        <w:t>erifada</w:t>
+      </w:r>
+      <w:r>
+        <w:rPr>
+          <w:rStyle w:val="Forte"/>
+          <w:rFonts w:ascii="Arial" w:hAnsi="Arial" w:cs="Arial"/>
+          <w:color w:val="0A0A0A"/>
+          <w:sz w:val="40"/>
+          <w:szCs w:val="40"/>
+          <w:shd w:val="clear" w:color="auto" w:fill="FFFFFF"/>
+        </w:rPr>
+        <w:t>)”Design também comunica”</w:t>
       </w:r>
     </w:p>
     <w:p>
       <w:pPr>
         <w:ind w:left="720"/>
         <w:rPr>
-          <w:rStyle w:val="Forte"/>
-          <w:rFonts w:ascii="Arial" w:hAnsi="Arial" w:cs="Arial"/>
-          <w:color w:val="0A0A0A"/>
-          <w:shd w:val="clear" w:color="auto" w:fill="FFFFFF"/>
-        </w:rPr>
-      </w:pPr>
-      <w:r>
-        <w:rPr>
-          <w:rStyle w:val="Forte"/>
-          <w:rFonts w:ascii="Arial" w:hAnsi="Arial" w:cs="Arial"/>
-          <w:color w:val="0A0A0A"/>
-          <w:shd w:val="clear" w:color="auto" w:fill="FFFFFF"/>
-        </w:rPr>
-        <w:t xml:space="preserve">Não Adequada: </w:t>
-      </w:r>
-      <w:r>
-        <w:rPr>
-          <w:rStyle w:val="Forte"/>
-          <w:rFonts w:ascii="Arial" w:hAnsi="Arial" w:cs="Arial"/>
-          <w:color w:val="0A0A0A"/>
-          <w:shd w:val="clear" w:color="auto" w:fill="FFFFFF"/>
-        </w:rPr>
-        <w:t>Telas de Baixa Resolução</w:t>
-      </w:r>
-      <w:r>
-        <w:rPr>
-          <w:rStyle w:val="Forte"/>
-          <w:rFonts w:ascii="Arial" w:hAnsi="Arial" w:cs="Arial"/>
-          <w:color w:val="0A0A0A"/>
-          <w:shd w:val="clear" w:color="auto" w:fill="FFFFFF"/>
-        </w:rPr>
-        <w:t>,</w:t>
+          <w:rStyle w:val="vkekvd"/>
+          <w:rFonts w:ascii="Arial" w:hAnsi="Arial" w:cs="Arial"/>
+          <w:color w:val="0A0A0A"/>
+          <w:shd w:val="clear" w:color="auto" w:fill="FFFFFF"/>
+        </w:rPr>
+      </w:pPr>
+      <w:r>
+        <w:rPr>
+          <w:rStyle w:val="Forte"/>
+          <w:rFonts w:ascii="Arial" w:hAnsi="Arial" w:cs="Arial"/>
+          <w:color w:val="0A0A0A"/>
+          <w:shd w:val="clear" w:color="auto" w:fill="FFFFFF"/>
+        </w:rPr>
+        <w:t>Oque ela transmite:</w:t>
       </w:r>
       <w:r>
         <w:rPr>
           <w:rStyle w:val="Ttulo1Char"/>
-          <w:rFonts w:ascii="Arial" w:hAnsi="Arial" w:cs="Arial"/>
-          <w:color w:val="0A0A0A"/>
-          <w:shd w:val="clear" w:color="auto" w:fill="FFFFFF"/>
+          <w:shd w:val="clear" w:color="auto" w:fill="E5EDFF"/>
         </w:rPr>
         <w:t xml:space="preserve"> </w:t>
       </w:r>
       <w:r>
         <w:rPr>
-          <w:rStyle w:val="Forte"/>
-          <w:rFonts w:ascii="Arial" w:hAnsi="Arial" w:cs="Arial"/>
-          <w:color w:val="0A0A0A"/>
-          <w:shd w:val="clear" w:color="auto" w:fill="FFFFFF"/>
-        </w:rPr>
-        <w:t>Corpo de Texto muito Pequeno (Legendas, Notas de Rodapé</w:t>
-      </w:r>
-      <w:r>
-        <w:rPr>
-          <w:rStyle w:val="Forte"/>
-          <w:rFonts w:ascii="Arial" w:hAnsi="Arial" w:cs="Arial"/>
-          <w:color w:val="0A0A0A"/>
-          <w:shd w:val="clear" w:color="auto" w:fill="FFFFFF"/>
-        </w:rPr>
-        <w:t>),</w:t>
-      </w:r>
-      <w:r>
-        <w:rPr>
-          <w:rStyle w:val="Ttulo1Char"/>
-          <w:rFonts w:ascii="Arial" w:hAnsi="Arial" w:cs="Arial"/>
-          <w:color w:val="0A0A0A"/>
-          <w:shd w:val="clear" w:color="auto" w:fill="FFFFFF"/>
-        </w:rPr>
-        <w:t xml:space="preserve"> </w:t>
-      </w:r>
-      <w:r>
-        <w:rPr>
-          <w:rStyle w:val="Forte"/>
-          <w:rFonts w:ascii="Arial" w:hAnsi="Arial" w:cs="Arial"/>
-          <w:color w:val="0A0A0A"/>
-          <w:shd w:val="clear" w:color="auto" w:fill="FFFFFF"/>
-        </w:rPr>
-        <w:t>Ambientes de Alta Movimentação (Sinalização Rápida)</w:t>
+          <w:rStyle w:val="n9q8lc"/>
+          <w:shd w:val="clear" w:color="auto" w:fill="E5EDFF"/>
+        </w:rPr>
+        <w:t>transmitem uma sensação de </w:t>
+      </w:r>
+      <w:r>
+        <w:rPr>
+          <w:rStyle w:val="n9q8lc"/>
+          <w:b/>
+          <w:bCs/>
+          <w:shd w:val="clear" w:color="auto" w:fill="E5EDFF"/>
+        </w:rPr>
+        <w:t>modernidade, simplicidade, limpeza, minimalismo e objetividade</w:t>
+      </w:r>
+      <w:r>
+        <w:rPr>
+          <w:rStyle w:val="n9q8lc"/>
+          <w:rFonts w:ascii="Arial" w:hAnsi="Arial" w:cs="Arial"/>
+          <w:color w:val="0A0A0A"/>
+          <w:shd w:val="clear" w:color="auto" w:fill="E5EDFF"/>
+        </w:rPr>
+        <w:t>.</w:t>
+      </w:r>
+      <w:r>
+        <w:rPr>
+          <w:rStyle w:val="vkekvd"/>
+          <w:rFonts w:ascii="Arial" w:hAnsi="Arial" w:cs="Arial"/>
+          <w:color w:val="0A0A0A"/>
+          <w:shd w:val="clear" w:color="auto" w:fill="FFFFFF"/>
+        </w:rPr>
+        <w:t> </w:t>
       </w:r>
     </w:p>
     <w:p>
       <w:pPr>
         <w:ind w:left="720"/>
+        <w:rPr>
+          <w:rStyle w:val="Forte"/>
+          <w:rFonts w:ascii="Arial" w:hAnsi="Arial" w:cs="Arial"/>
+          <w:color w:val="0A0A0A"/>
+          <w:shd w:val="clear" w:color="auto" w:fill="FFFFFF"/>
+        </w:rPr>
+      </w:pPr>
+      <w:r>
+        <w:rPr>
+          <w:rStyle w:val="Forte"/>
+          <w:rFonts w:ascii="Arial" w:hAnsi="Arial" w:cs="Arial"/>
+          <w:color w:val="0A0A0A"/>
+          <w:shd w:val="clear" w:color="auto" w:fill="FFFFFF"/>
+        </w:rPr>
+        <w:t>Adequada</w:t>
+      </w:r>
+      <w:r>
         <w:rPr>
           <w:rFonts w:ascii="Baskerville Old Face" w:hAnsi="Baskerville Old Face"/>
           <w:sz w:val="40"/>
           <w:szCs w:val="40"/>
         </w:rPr>
-      </w:pPr>
-      <w:r>
-        <w:rPr>
-          <w:rStyle w:val="Forte"/>
-          <w:rFonts w:ascii="Arial" w:hAnsi="Arial" w:cs="Arial"/>
-          <w:color w:val="0A0A0A"/>
-          <w:shd w:val="clear" w:color="auto" w:fill="FFFFFF"/>
-        </w:rPr>
-        <w:t>(Não serifada</w:t>
-      </w:r>
-      <w:r>
-        <w:rPr>
-          <w:rStyle w:val="Forte"/>
-          <w:rFonts w:ascii="Arial" w:hAnsi="Arial" w:cs="Arial"/>
+        <w:t>:</w:t>
+      </w:r>
+      <w:r>
+        <w:rPr>
+          <w:rStyle w:val="Forte"/>
+          <w:rFonts w:ascii="Arial" w:hAnsi="Arial" w:cs="Arial"/>
+          <w:color w:val="0A0A0A"/>
+          <w:shd w:val="clear" w:color="auto" w:fill="FFFFFF"/>
+        </w:rPr>
+        <w:t>Conteúdo Digital (Telas)</w:t>
+      </w:r>
+      <w:r>
+        <w:rPr>
+          <w:rStyle w:val="Forte"/>
+          <w:rFonts w:ascii="Arial" w:hAnsi="Arial" w:cs="Arial"/>
+          <w:color w:val="0A0A0A"/>
+          <w:shd w:val="clear" w:color="auto" w:fill="FFFFFF"/>
+        </w:rPr>
+        <w:t>,</w:t>
+      </w:r>
+      <w:r>
+        <w:rPr>
+          <w:rStyle w:val="Ttulo1Char"/>
+          <w:rFonts w:ascii="Arial" w:hAnsi="Arial" w:cs="Arial"/>
+          <w:color w:val="0A0A0A"/>
+          <w:shd w:val="clear" w:color="auto" w:fill="FFFFFF"/>
+        </w:rPr>
+        <w:t xml:space="preserve"> </w:t>
+      </w:r>
+      <w:r>
+        <w:rPr>
+          <w:rStyle w:val="Forte"/>
+          <w:rFonts w:ascii="Arial" w:hAnsi="Arial" w:cs="Arial"/>
+          <w:color w:val="0A0A0A"/>
+          <w:shd w:val="clear" w:color="auto" w:fill="FFFFFF"/>
+        </w:rPr>
+        <w:t>Títulos e Subtítulos</w:t>
+      </w:r>
+      <w:r>
+        <w:rPr>
+          <w:rStyle w:val="Forte"/>
+          <w:rFonts w:ascii="Arial" w:hAnsi="Arial" w:cs="Arial"/>
+          <w:color w:val="0A0A0A"/>
+          <w:shd w:val="clear" w:color="auto" w:fill="FFFFFF"/>
+        </w:rPr>
+        <w:t>,</w:t>
+      </w:r>
+      <w:r>
+        <w:rPr>
+          <w:rStyle w:val="Ttulo1Char"/>
+          <w:rFonts w:ascii="Arial" w:hAnsi="Arial" w:cs="Arial"/>
+          <w:color w:val="0A0A0A"/>
+          <w:shd w:val="clear" w:color="auto" w:fill="FFFFFF"/>
+        </w:rPr>
+        <w:t xml:space="preserve"> </w:t>
+      </w:r>
+      <w:r>
+        <w:rPr>
+          <w:rStyle w:val="Forte"/>
+          <w:rFonts w:ascii="Arial" w:hAnsi="Arial" w:cs="Arial"/>
+          <w:color w:val="0A0A0A"/>
+          <w:shd w:val="clear" w:color="auto" w:fill="FFFFFF"/>
+        </w:rPr>
+        <w:t>Sinalização e Orientação</w:t>
+      </w:r>
+    </w:p>
+    <w:p>
+      <w:pPr>
+        <w:ind w:left="720"/>
+        <w:rPr>
+          <w:rStyle w:val="Forte"/>
+          <w:rFonts w:ascii="Arial" w:hAnsi="Arial" w:cs="Arial"/>
+          <w:color w:val="0A0A0A"/>
+          <w:shd w:val="clear" w:color="auto" w:fill="FFFFFF"/>
+        </w:rPr>
+      </w:pPr>
+      <w:r>
+        <w:rPr>
+          <w:rStyle w:val="Forte"/>
+          <w:rFonts w:ascii="Arial" w:hAnsi="Arial" w:cs="Arial"/>
+          <w:color w:val="0A0A0A"/>
+          <w:shd w:val="clear" w:color="auto" w:fill="FFFFFF"/>
+        </w:rPr>
+        <w:t>Não adequada:</w:t>
+      </w:r>
+      <w:r>
+        <w:rPr>
+          <w:rStyle w:val="Forte"/>
+          <w:rFonts w:ascii="Arial" w:hAnsi="Arial" w:cs="Arial"/>
+          <w:color w:val="0A0A0A"/>
+          <w:shd w:val="clear" w:color="auto" w:fill="FFFFFF"/>
+        </w:rPr>
+        <w:t>Textos longos e densos impressos</w:t>
+      </w:r>
+      <w:r>
+        <w:rPr>
+          <w:rStyle w:val="Forte"/>
+          <w:rFonts w:ascii="Arial" w:hAnsi="Arial" w:cs="Arial"/>
+          <w:color w:val="0A0A0A"/>
+          <w:shd w:val="clear" w:color="auto" w:fill="FFFFFF"/>
+        </w:rPr>
+        <w:t>,</w:t>
+      </w:r>
+      <w:r>
+        <w:rPr>
+          <w:rStyle w:val="Forte"/>
+          <w:rFonts w:ascii="Arial" w:hAnsi="Arial" w:cs="Arial"/>
+          <w:color w:val="0A0A0A"/>
+          <w:shd w:val="clear" w:color="auto" w:fill="FFFFFF"/>
+        </w:rPr>
+        <w:t>Documentos formais ou tradicionais</w:t>
+      </w:r>
+      <w:r>
+        <w:rPr>
+          <w:rStyle w:val="Forte"/>
+          <w:rFonts w:ascii="Arial" w:hAnsi="Arial" w:cs="Arial"/>
+          <w:color w:val="0A0A0A"/>
+          <w:shd w:val="clear" w:color="auto" w:fill="FFFFFF"/>
+        </w:rPr>
+        <w:t>,</w:t>
+      </w:r>
+      <w:r>
+        <w:rPr>
+          <w:rStyle w:val="Ttulo1Char"/>
+          <w:rFonts w:ascii="Arial" w:hAnsi="Arial" w:cs="Arial"/>
+          <w:color w:val="0A0A0A"/>
+          <w:shd w:val="clear" w:color="auto" w:fill="FFFFFF"/>
+        </w:rPr>
+        <w:t xml:space="preserve"> </w:t>
+      </w:r>
+      <w:r>
+        <w:rPr>
+          <w:rStyle w:val="Forte"/>
+          <w:rFonts w:ascii="Arial" w:hAnsi="Arial" w:cs="Arial"/>
+          <w:color w:val="0A0A0A"/>
+          <w:shd w:val="clear" w:color="auto" w:fill="FFFFFF"/>
+        </w:rPr>
+        <w:t>Textos com letras muito pequenas</w:t>
+      </w:r>
+      <w:r>
+        <w:rPr>
+          <w:rStyle w:val="Forte"/>
+          <w:rFonts w:ascii="Arial" w:hAnsi="Arial" w:cs="Arial"/>
+          <w:color w:val="0A0A0A"/>
+          <w:shd w:val="clear" w:color="auto" w:fill="FFFFFF"/>
+        </w:rPr>
+        <w:t xml:space="preserve"> </w:t>
+      </w:r>
+    </w:p>
+    <w:p>
+      <w:pPr>
+        <w:ind w:left="720"/>
+        <w:rPr>
+          <w:rStyle w:val="Forte"/>
+          <w:rFonts w:ascii="Arial" w:hAnsi="Arial" w:cs="Arial"/>
+          <w:color w:val="0A0A0A"/>
+          <w:shd w:val="clear" w:color="auto" w:fill="FFFFFF"/>
+        </w:rPr>
+      </w:pPr>
+      <w:r>
+        <w:rPr>
+          <w:rStyle w:val="Forte"/>
+          <w:rFonts w:ascii="Arial" w:hAnsi="Arial" w:cs="Arial"/>
+          <w:color w:val="0A0A0A"/>
+          <w:shd w:val="clear" w:color="auto" w:fill="FFFFFF"/>
+        </w:rPr>
+        <w:t xml:space="preserve">                                                                                                 </w:t>
+      </w:r>
+    </w:p>
+    <w:p>
+      <w:pPr>
+        <w:ind w:left="720"/>
+        <w:rPr>
+          <w:rStyle w:val="Forte"/>
+          <w:rFonts w:ascii="Arial" w:hAnsi="Arial" w:cs="Arial"/>
+          <w:color w:val="0A0A0A"/>
+          <w:shd w:val="clear" w:color="auto" w:fill="FFFFFF"/>
+        </w:rPr>
+      </w:pPr>
+      <w:r>
+        <w:rPr>
+          <w:rStyle w:val="Forte"/>
+          <w:rFonts w:ascii="Arial" w:hAnsi="Arial" w:cs="Arial"/>
+          <w:color w:val="0A0A0A"/>
+          <w:shd w:val="clear" w:color="auto" w:fill="FFFFFF"/>
+        </w:rPr>
+        <w:lastRenderedPageBreak/>
+        <w:t xml:space="preserve"> </w:t>
+      </w:r>
+      <w:r>
+        <w:rPr>
+          <w:rStyle w:val="Forte"/>
+          <w:rFonts w:ascii="Arial" w:hAnsi="Arial" w:cs="Arial"/>
+          <w:color w:val="0A0A0A"/>
+          <w:shd w:val="clear" w:color="auto" w:fill="FFFFFF"/>
+        </w:rPr>
+        <w:t>(Script)”</w:t>
+      </w:r>
+      <w:r>
+        <w:rPr>
+          <w:rStyle w:val="Forte"/>
+          <w:rFonts w:ascii="Freestyle Script" w:hAnsi="Freestyle Script" w:cs="Arial"/>
+          <w:color w:val="0A0A0A"/>
+          <w:sz w:val="52"/>
+          <w:szCs w:val="52"/>
+          <w:shd w:val="clear" w:color="auto" w:fill="FFFFFF"/>
+        </w:rPr>
+        <w:t>Design também comunica</w:t>
+      </w:r>
+      <w:r>
+        <w:rPr>
+          <w:rStyle w:val="Forte"/>
+          <w:rFonts w:ascii="Arial" w:hAnsi="Arial" w:cs="Arial"/>
+          <w:color w:val="0A0A0A"/>
+          <w:shd w:val="clear" w:color="auto" w:fill="FFFFFF"/>
+        </w:rPr>
+        <w:t>”</w:t>
+      </w:r>
+    </w:p>
+    <w:p>
+      <w:pPr>
+        <w:ind w:left="720"/>
+        <w:rPr>
+          <w:rStyle w:val="Forte"/>
+          <w:rFonts w:ascii="Arial" w:hAnsi="Arial" w:cs="Arial"/>
+          <w:color w:val="0A0A0A"/>
+          <w:shd w:val="clear" w:color="auto" w:fill="FFFFFF"/>
+        </w:rPr>
+      </w:pPr>
+      <w:r>
+        <w:rPr>
+          <w:rStyle w:val="Forte"/>
+          <w:rFonts w:ascii="Arial" w:hAnsi="Arial" w:cs="Arial"/>
+          <w:color w:val="0A0A0A"/>
+          <w:shd w:val="clear" w:color="auto" w:fill="FFFFFF"/>
+        </w:rPr>
+        <w:t>Sensação:</w:t>
+      </w:r>
+      <w:r>
+        <w:rPr>
+          <w:rStyle w:val="Ttulo1Char"/>
+          <w:rFonts w:ascii="Arial" w:hAnsi="Arial" w:cs="Arial"/>
+          <w:color w:val="0A0A0A"/>
+          <w:shd w:val="clear" w:color="auto" w:fill="FFFFFF"/>
+        </w:rPr>
+        <w:t xml:space="preserve"> </w:t>
+      </w:r>
+      <w:r>
+        <w:rPr>
+          <w:rStyle w:val="Forte"/>
+          <w:rFonts w:ascii="Arial" w:hAnsi="Arial" w:cs="Arial"/>
+          <w:color w:val="0A0A0A"/>
+          <w:shd w:val="clear" w:color="auto" w:fill="FFFFFF"/>
+        </w:rPr>
+        <w:t>elegância, sofisticação, tradição e luxo</w:t>
+      </w:r>
+    </w:p>
+    <w:p>
+      <w:pPr>
+        <w:ind w:left="720"/>
+        <w:rPr>
+          <w:rStyle w:val="Forte"/>
+          <w:rFonts w:ascii="Arial" w:hAnsi="Arial" w:cs="Arial"/>
+          <w:color w:val="0A0A0A"/>
+          <w:shd w:val="clear" w:color="auto" w:fill="FFFFFF"/>
+        </w:rPr>
+      </w:pPr>
+      <w:r>
+        <w:rPr>
+          <w:rStyle w:val="Forte"/>
+          <w:rFonts w:ascii="Arial" w:hAnsi="Arial" w:cs="Arial"/>
+          <w:color w:val="0A0A0A"/>
+          <w:shd w:val="clear" w:color="auto" w:fill="FFFFFF"/>
+        </w:rPr>
+        <w:t>Adequada:</w:t>
+      </w:r>
+      <w:r>
+        <w:rPr>
+          <w:rStyle w:val="Forte"/>
+          <w:rFonts w:ascii="Arial" w:hAnsi="Arial" w:cs="Arial"/>
+          <w:color w:val="0A0A0A"/>
+          <w:shd w:val="clear" w:color="auto" w:fill="FFFFFF"/>
+        </w:rPr>
+        <w:t>Decoração e Cartões</w:t>
+      </w:r>
+      <w:r>
+        <w:rPr>
+          <w:rStyle w:val="Ttulo1Char"/>
+          <w:rFonts w:ascii="Arial" w:hAnsi="Arial" w:cs="Arial"/>
+          <w:color w:val="0A0A0A"/>
+          <w:shd w:val="clear" w:color="auto" w:fill="FFFFFF"/>
+        </w:rPr>
+        <w:t>,</w:t>
+      </w:r>
+      <w:r>
+        <w:rPr>
+          <w:rStyle w:val="Forte"/>
+          <w:rFonts w:ascii="Arial" w:hAnsi="Arial" w:cs="Arial"/>
+          <w:color w:val="0A0A0A"/>
+          <w:shd w:val="clear" w:color="auto" w:fill="FFFFFF"/>
+        </w:rPr>
+        <w:t>Convites e Eventos</w:t>
+      </w:r>
+      <w:r>
+        <w:rPr>
+          <w:rStyle w:val="Forte"/>
+          <w:rFonts w:ascii="Arial" w:hAnsi="Arial" w:cs="Arial"/>
+          <w:color w:val="0A0A0A"/>
+          <w:shd w:val="clear" w:color="auto" w:fill="FFFFFF"/>
+        </w:rPr>
+        <w:t>,</w:t>
+      </w:r>
+      <w:r>
+        <w:rPr>
+          <w:rStyle w:val="Forte"/>
+          <w:rFonts w:ascii="Arial" w:hAnsi="Arial" w:cs="Arial"/>
+          <w:color w:val="0A0A0A"/>
+          <w:shd w:val="clear" w:color="auto" w:fill="FFFFFF"/>
+        </w:rPr>
+        <w:t>Títulos e Cabeçalhos</w:t>
+      </w:r>
+    </w:p>
+    <w:p>
+      <w:pPr>
+        <w:ind w:left="720"/>
+        <w:rPr>
+          <w:rStyle w:val="Forte"/>
+          <w:rFonts w:ascii="Arial" w:hAnsi="Arial" w:cs="Arial"/>
+          <w:color w:val="0A0A0A"/>
+          <w:shd w:val="clear" w:color="auto" w:fill="FFFFFF"/>
+        </w:rPr>
+      </w:pPr>
+      <w:r>
+        <w:rPr>
+          <w:rStyle w:val="Forte"/>
+          <w:rFonts w:ascii="Arial" w:hAnsi="Arial" w:cs="Arial"/>
+          <w:color w:val="0A0A0A"/>
+          <w:shd w:val="clear" w:color="auto" w:fill="FFFFFF"/>
+        </w:rPr>
+        <w:t>Não adequada:</w:t>
+      </w:r>
+      <w:r>
+        <w:rPr>
+          <w:rStyle w:val="Forte"/>
+          <w:rFonts w:ascii="Arial" w:hAnsi="Arial" w:cs="Arial"/>
+          <w:color w:val="0A0A0A"/>
+          <w:shd w:val="clear" w:color="auto" w:fill="FFFFFF"/>
+        </w:rPr>
+        <w:t>Corpo de Texto Longo</w:t>
+      </w:r>
+      <w:r>
+        <w:rPr>
+          <w:rStyle w:val="Forte"/>
+          <w:rFonts w:ascii="Arial" w:hAnsi="Arial" w:cs="Arial"/>
+          <w:color w:val="0A0A0A"/>
+          <w:shd w:val="clear" w:color="auto" w:fill="FFFFFF"/>
+        </w:rPr>
+        <w:t>,</w:t>
+      </w:r>
+      <w:r>
+        <w:rPr>
+          <w:rStyle w:val="Forte"/>
+          <w:rFonts w:ascii="Arial" w:hAnsi="Arial" w:cs="Arial"/>
+          <w:color w:val="0A0A0A"/>
+          <w:shd w:val="clear" w:color="auto" w:fill="FFFFFF"/>
+        </w:rPr>
+        <w:t>Documentos Formais e Técnicos</w:t>
+      </w:r>
+      <w:r>
+        <w:rPr>
+          <w:rStyle w:val="Forte"/>
+          <w:rFonts w:ascii="Arial" w:hAnsi="Arial" w:cs="Arial"/>
+          <w:color w:val="0A0A0A"/>
+          <w:shd w:val="clear" w:color="auto" w:fill="FFFFFF"/>
+        </w:rPr>
+        <w:t>,</w:t>
+      </w:r>
+      <w:r>
+        <w:rPr>
+          <w:rStyle w:val="Ttulo1Char"/>
+          <w:rFonts w:ascii="Arial" w:hAnsi="Arial" w:cs="Arial"/>
+          <w:color w:val="0A0A0A"/>
+          <w:shd w:val="clear" w:color="auto" w:fill="FFFFFF"/>
+        </w:rPr>
+        <w:t xml:space="preserve"> </w:t>
+      </w:r>
+      <w:r>
+        <w:rPr>
+          <w:rStyle w:val="Forte"/>
+          <w:rFonts w:ascii="Arial" w:hAnsi="Arial" w:cs="Arial"/>
+          <w:color w:val="0A0A0A"/>
+          <w:shd w:val="clear" w:color="auto" w:fill="FFFFFF"/>
+        </w:rPr>
+        <w:t>Sites e Aplicativos (Conteúdo Principal)</w:t>
+      </w:r>
+    </w:p>
+    <w:p>
+      <w:pPr>
+        <w:ind w:left="720"/>
+        <w:rPr>
+          <w:rStyle w:val="Forte"/>
+          <w:rFonts w:ascii="Courier New" w:hAnsi="Courier New" w:cs="Courier New"/>
+          <w:color w:val="0A0A0A"/>
+          <w:sz w:val="36"/>
+          <w:szCs w:val="36"/>
+          <w:shd w:val="clear" w:color="auto" w:fill="FFFFFF"/>
+        </w:rPr>
+      </w:pPr>
+      <w:r>
+        <w:rPr>
+          <w:rStyle w:val="Forte"/>
+          <w:rFonts w:ascii="Arial" w:hAnsi="Arial" w:cs="Arial"/>
+          <w:color w:val="0A0A0A"/>
+          <w:shd w:val="clear" w:color="auto" w:fill="FFFFFF"/>
+        </w:rPr>
+        <w:t>(Monoespaçadas</w:t>
+      </w:r>
+      <w:r>
+        <w:rPr>
+          <w:rStyle w:val="Forte"/>
+          <w:rFonts w:ascii="Courier New" w:hAnsi="Courier New" w:cs="Courier New"/>
+          <w:color w:val="0A0A0A"/>
+          <w:sz w:val="36"/>
+          <w:szCs w:val="36"/>
+          <w:shd w:val="clear" w:color="auto" w:fill="FFFFFF"/>
+        </w:rPr>
+        <w:t>):”Design também comunica”</w:t>
+      </w:r>
+    </w:p>
+    <w:p>
+      <w:pPr>
+        <w:ind w:left="720"/>
+        <w:rPr>
+          <w:rStyle w:val="Forte"/>
+          <w:rFonts w:ascii="Arial" w:hAnsi="Arial" w:cs="Arial"/>
+          <w:color w:val="0A0A0A"/>
+          <w:shd w:val="clear" w:color="auto" w:fill="FFFFFF"/>
+        </w:rPr>
+      </w:pPr>
+      <w:r>
+        <w:rPr>
+          <w:rStyle w:val="Forte"/>
+          <w:rFonts w:ascii="Arial" w:hAnsi="Arial" w:cs="Arial"/>
+          <w:color w:val="0A0A0A"/>
+          <w:shd w:val="clear" w:color="auto" w:fill="FFFFFF"/>
+        </w:rPr>
+        <w:t>Sensação:</w:t>
+      </w:r>
+      <w:r>
+        <w:rPr>
+          <w:rStyle w:val="Forte"/>
+          <w:rFonts w:ascii="Arial" w:hAnsi="Arial" w:cs="Arial"/>
+          <w:color w:val="0A0A0A"/>
+          <w:shd w:val="clear" w:color="auto" w:fill="FFFFFF"/>
+        </w:rPr>
+        <w:t>Modernidade e Tecnologia</w:t>
+      </w:r>
+      <w:r>
+        <w:rPr>
+          <w:rStyle w:val="Forte"/>
+          <w:rFonts w:ascii="Arial" w:hAnsi="Arial" w:cs="Arial"/>
+          <w:color w:val="0A0A0A"/>
+          <w:shd w:val="clear" w:color="auto" w:fill="FFFFFF"/>
+        </w:rPr>
+        <w:t>,</w:t>
+      </w:r>
+      <w:r>
+        <w:rPr>
+          <w:rStyle w:val="Forte"/>
+          <w:rFonts w:ascii="Arial" w:hAnsi="Arial" w:cs="Arial"/>
+          <w:color w:val="0A0A0A"/>
+          <w:shd w:val="clear" w:color="auto" w:fill="FFFFFF"/>
+        </w:rPr>
+        <w:t>Clareza e Precisão</w:t>
+      </w:r>
+      <w:r>
+        <w:rPr>
+          <w:rStyle w:val="Forte"/>
+          <w:rFonts w:ascii="Arial" w:hAnsi="Arial" w:cs="Arial"/>
+          <w:color w:val="0A0A0A"/>
+          <w:shd w:val="clear" w:color="auto" w:fill="FFFFFF"/>
+        </w:rPr>
+        <w:t>,</w:t>
+      </w:r>
+      <w:r>
+        <w:rPr>
+          <w:rStyle w:val="Forte"/>
+          <w:rFonts w:ascii="Arial" w:hAnsi="Arial" w:cs="Arial"/>
+          <w:color w:val="0A0A0A"/>
+          <w:shd w:val="clear" w:color="auto" w:fill="FFFFFF"/>
+        </w:rPr>
+        <w:t>Estabilidade e Estrutura</w:t>
+      </w:r>
+    </w:p>
+    <w:p>
+      <w:pPr>
+        <w:ind w:left="720"/>
+        <w:rPr>
+          <w:rStyle w:val="Forte"/>
+          <w:rFonts w:ascii="Arial" w:hAnsi="Arial" w:cs="Arial"/>
+          <w:color w:val="0A0A0A"/>
+          <w:shd w:val="clear" w:color="auto" w:fill="FFFFFF"/>
+        </w:rPr>
+      </w:pPr>
+      <w:r>
+        <w:rPr>
+          <w:rStyle w:val="Forte"/>
+          <w:rFonts w:ascii="Arial" w:hAnsi="Arial" w:cs="Arial"/>
+          <w:color w:val="0A0A0A"/>
+          <w:shd w:val="clear" w:color="auto" w:fill="FFFFFF"/>
+        </w:rPr>
+        <w:t>Adequada:</w:t>
+      </w:r>
+      <w:r>
+        <w:rPr>
+          <w:rStyle w:val="Forte"/>
+          <w:rFonts w:ascii="Arial" w:hAnsi="Arial" w:cs="Arial"/>
+          <w:color w:val="0A0A0A"/>
+          <w:shd w:val="clear" w:color="auto" w:fill="FFFFFF"/>
+        </w:rPr>
+        <w:t>Programação e Desenvolvimento (Editores de Código)</w:t>
+      </w:r>
+      <w:r>
+        <w:rPr>
+          <w:rStyle w:val="Forte"/>
+          <w:rFonts w:ascii="Arial" w:hAnsi="Arial" w:cs="Arial"/>
+          <w:color w:val="0A0A0A"/>
+          <w:shd w:val="clear" w:color="auto" w:fill="FFFFFF"/>
+        </w:rPr>
+        <w:t>,</w:t>
+      </w:r>
+      <w:r>
+        <w:rPr>
+          <w:rStyle w:val="Ttulo1Char"/>
+          <w:rFonts w:ascii="Arial" w:hAnsi="Arial" w:cs="Arial"/>
+          <w:color w:val="0A0A0A"/>
+          <w:shd w:val="clear" w:color="auto" w:fill="FFFFFF"/>
+        </w:rPr>
+        <w:t xml:space="preserve"> </w:t>
+      </w:r>
+      <w:r>
+        <w:rPr>
+          <w:rStyle w:val="Forte"/>
+          <w:rFonts w:ascii="Arial" w:hAnsi="Arial" w:cs="Arial"/>
+          <w:color w:val="0A0A0A"/>
+          <w:shd w:val="clear" w:color="auto" w:fill="FFFFFF"/>
+        </w:rPr>
+        <w:t>Exibição de Dados Tabulares</w:t>
+      </w:r>
+      <w:r>
+        <w:rPr>
+          <w:rStyle w:val="Forte"/>
+          <w:rFonts w:ascii="Arial" w:hAnsi="Arial" w:cs="Arial"/>
+          <w:color w:val="0A0A0A"/>
+          <w:shd w:val="clear" w:color="auto" w:fill="FFFFFF"/>
+        </w:rPr>
+        <w:t>,</w:t>
+      </w:r>
+      <w:r>
+        <w:rPr>
+          <w:rStyle w:val="Forte"/>
+          <w:rFonts w:ascii="Arial" w:hAnsi="Arial" w:cs="Arial"/>
+          <w:color w:val="0A0A0A"/>
+          <w:shd w:val="clear" w:color="auto" w:fill="FFFFFF"/>
+        </w:rPr>
+        <w:t>Arte ASCII e Design Técnico</w:t>
+      </w:r>
+    </w:p>
+    <w:p>
+      <w:pPr>
+        <w:ind w:left="720"/>
+        <w:rPr>
+          <w:rStyle w:val="Forte"/>
+          <w:rFonts w:ascii="Arial" w:hAnsi="Arial" w:cs="Arial"/>
+          <w:color w:val="0A0A0A"/>
+          <w:shd w:val="clear" w:color="auto" w:fill="FFFFFF"/>
+        </w:rPr>
+      </w:pPr>
+      <w:r>
+        <w:rPr>
+          <w:rStyle w:val="Forte"/>
+          <w:rFonts w:ascii="Arial" w:hAnsi="Arial" w:cs="Arial"/>
+          <w:color w:val="0A0A0A"/>
+          <w:shd w:val="clear" w:color="auto" w:fill="FFFFFF"/>
+        </w:rPr>
+        <w:t>Não adequada:</w:t>
+      </w:r>
+      <w:r>
+        <w:rPr>
+          <w:rStyle w:val="Forte"/>
+          <w:rFonts w:ascii="Arial" w:hAnsi="Arial" w:cs="Arial"/>
+          <w:color w:val="0A0A0A"/>
+          <w:shd w:val="clear" w:color="auto" w:fill="FFFFFF"/>
+        </w:rPr>
+        <w:t>Materiais que exigem tom formal ou elegante</w:t>
+      </w:r>
+      <w:r>
+        <w:rPr>
+          <w:rStyle w:val="Forte"/>
+          <w:rFonts w:ascii="Arial" w:hAnsi="Arial" w:cs="Arial"/>
+          <w:color w:val="0A0A0A"/>
+          <w:shd w:val="clear" w:color="auto" w:fill="FFFFFF"/>
+        </w:rPr>
+        <w:t>,</w:t>
+      </w:r>
+      <w:r>
+        <w:rPr>
+          <w:rStyle w:val="Ttulo1Char"/>
+          <w:rFonts w:ascii="Arial" w:hAnsi="Arial" w:cs="Arial"/>
+          <w:color w:val="0A0A0A"/>
+          <w:shd w:val="clear" w:color="auto" w:fill="FFFFFF"/>
+        </w:rPr>
+        <w:t xml:space="preserve"> </w:t>
+      </w:r>
+      <w:r>
+        <w:rPr>
+          <w:rStyle w:val="Forte"/>
+          <w:rFonts w:ascii="Arial" w:hAnsi="Arial" w:cs="Arial"/>
+          <w:color w:val="0A0A0A"/>
+          <w:shd w:val="clear" w:color="auto" w:fill="FFFFFF"/>
+        </w:rPr>
+        <w:t>Leitura de Textos Longos (Livros, Artigos, Notícias)</w:t>
+      </w:r>
+    </w:p>
+    <w:p>
+      <w:pPr>
+        <w:ind w:left="720"/>
+        <w:rPr>
+          <w:rStyle w:val="Forte"/>
+          <w:rFonts w:ascii="Rockwell" w:hAnsi="Rockwell" w:cs="Arial"/>
           <w:color w:val="0A0A0A"/>
           <w:sz w:val="40"/>
           <w:szCs w:val="40"/>
           <w:shd w:val="clear" w:color="auto" w:fill="FFFFFF"/>
         </w:rPr>
+      </w:pPr>
+      <w:r>
+        <w:rPr>
+          <w:rStyle w:val="Forte"/>
+          <w:rFonts w:ascii="Arial" w:hAnsi="Arial" w:cs="Arial"/>
+          <w:color w:val="0A0A0A"/>
+          <w:shd w:val="clear" w:color="auto" w:fill="FFFFFF"/>
+        </w:rPr>
+        <w:t>(Display</w:t>
+      </w:r>
+      <w:r>
+        <w:rPr>
+          <w:rStyle w:val="Forte"/>
+          <w:rFonts w:ascii="Rockwell" w:hAnsi="Rockwell" w:cs="Arial"/>
+          <w:color w:val="0A0A0A"/>
+          <w:sz w:val="40"/>
+          <w:szCs w:val="40"/>
+          <w:shd w:val="clear" w:color="auto" w:fill="FFFFFF"/>
+        </w:rPr>
         <w:t>)”Design também comunica”</w:t>
       </w:r>
+    </w:p>
+    <w:p>
+      <w:pPr>
+        <w:ind w:left="720"/>
+        <w:rPr>
+          <w:rStyle w:val="Forte"/>
+          <w:rFonts w:ascii="Arial" w:hAnsi="Arial" w:cs="Arial"/>
+          <w:color w:val="0A0A0A"/>
+          <w:shd w:val="clear" w:color="auto" w:fill="FFFFFF"/>
+        </w:rPr>
+      </w:pPr>
+      <w:r>
+        <w:rPr>
+          <w:rStyle w:val="Forte"/>
+          <w:rFonts w:ascii="Arial" w:hAnsi="Arial" w:cs="Arial"/>
+          <w:color w:val="0A0A0A"/>
+          <w:shd w:val="clear" w:color="auto" w:fill="FFFFFF"/>
+        </w:rPr>
+        <w:t>Sensação</w:t>
+      </w:r>
+      <w:r>
+        <w:rPr>
+          <w:rStyle w:val="Forte"/>
+          <w:rFonts w:cstheme="minorHAnsi"/>
+          <w:color w:val="0A0A0A"/>
+          <w:shd w:val="clear" w:color="auto" w:fill="FFFFFF"/>
+        </w:rPr>
+        <w:t>:</w:t>
+      </w:r>
+      <w:r>
+        <w:rPr>
+          <w:rStyle w:val="Forte"/>
+          <w:rFonts w:ascii="Arial" w:hAnsi="Arial" w:cs="Arial"/>
+          <w:color w:val="0A0A0A"/>
+          <w:shd w:val="clear" w:color="auto" w:fill="FFFFFF"/>
+        </w:rPr>
+        <w:t xml:space="preserve"> </w:t>
+      </w:r>
+      <w:r>
+        <w:rPr>
+          <w:rStyle w:val="Forte"/>
+          <w:rFonts w:ascii="Arial" w:hAnsi="Arial" w:cs="Arial"/>
+          <w:color w:val="0A0A0A"/>
+          <w:shd w:val="clear" w:color="auto" w:fill="FFFFFF"/>
+        </w:rPr>
+        <w:t>Impacto</w:t>
+      </w:r>
+      <w:r>
+        <w:rPr>
+          <w:rStyle w:val="Forte"/>
+          <w:rFonts w:ascii="Arial" w:hAnsi="Arial" w:cs="Arial"/>
+          <w:color w:val="0A0A0A"/>
+          <w:shd w:val="clear" w:color="auto" w:fill="FFFFFF"/>
+        </w:rPr>
+        <w:t xml:space="preserve"> </w:t>
+      </w:r>
+      <w:r>
+        <w:rPr>
+          <w:rStyle w:val="Forte"/>
+          <w:rFonts w:ascii="Arial" w:hAnsi="Arial" w:cs="Arial"/>
+          <w:color w:val="0A0A0A"/>
+          <w:shd w:val="clear" w:color="auto" w:fill="FFFFFF"/>
+        </w:rPr>
+        <w:t>e Destaque</w:t>
+      </w:r>
+      <w:r>
+        <w:rPr>
+          <w:rStyle w:val="Forte"/>
+          <w:rFonts w:ascii="Arial" w:hAnsi="Arial" w:cs="Arial"/>
+          <w:color w:val="0A0A0A"/>
+          <w:shd w:val="clear" w:color="auto" w:fill="FFFFFF"/>
+        </w:rPr>
+        <w:t>,</w:t>
+      </w:r>
+      <w:r>
+        <w:rPr>
+          <w:rStyle w:val="Forte"/>
+          <w:rFonts w:ascii="Arial" w:hAnsi="Arial" w:cs="Arial"/>
+          <w:color w:val="0A0A0A"/>
+          <w:shd w:val="clear" w:color="auto" w:fill="FFFFFF"/>
+        </w:rPr>
+        <w:t>Personalidade da Marca</w:t>
+      </w:r>
+      <w:r>
+        <w:rPr>
+          <w:rStyle w:val="Forte"/>
+          <w:rFonts w:ascii="Arial" w:hAnsi="Arial" w:cs="Arial"/>
+          <w:color w:val="0A0A0A"/>
+          <w:shd w:val="clear" w:color="auto" w:fill="FFFFFF"/>
+        </w:rPr>
+        <w:t>,</w:t>
+      </w:r>
+      <w:r>
+        <w:rPr>
+          <w:rStyle w:val="Forte"/>
+          <w:rFonts w:ascii="Arial" w:hAnsi="Arial" w:cs="Arial"/>
+          <w:color w:val="0A0A0A"/>
+          <w:shd w:val="clear" w:color="auto" w:fill="FFFFFF"/>
+        </w:rPr>
+        <w:t>Elegância e Detalhe</w:t>
+      </w:r>
+    </w:p>
+    <w:p>
+      <w:pPr>
+        <w:ind w:left="720"/>
+        <w:rPr>
+          <w:rStyle w:val="Forte"/>
+          <w:rFonts w:ascii="Arial" w:hAnsi="Arial" w:cs="Arial"/>
+          <w:color w:val="0A0A0A"/>
+          <w:shd w:val="clear" w:color="auto" w:fill="FFFFFF"/>
+        </w:rPr>
+      </w:pPr>
+      <w:r>
+        <w:rPr>
+          <w:rStyle w:val="Forte"/>
+          <w:rFonts w:ascii="Arial" w:hAnsi="Arial" w:cs="Arial"/>
+          <w:color w:val="0A0A0A"/>
+          <w:shd w:val="clear" w:color="auto" w:fill="FFFFFF"/>
+        </w:rPr>
+        <w:t>Adequada:</w:t>
+      </w:r>
+      <w:r>
+        <w:rPr>
+          <w:rStyle w:val="Forte"/>
+          <w:rFonts w:ascii="Arial" w:hAnsi="Arial" w:cs="Arial"/>
+          <w:color w:val="0A0A0A"/>
+          <w:shd w:val="clear" w:color="auto" w:fill="FFFFFF"/>
+        </w:rPr>
+        <w:t>Títulos e Manchetes</w:t>
+      </w:r>
+      <w:r>
+        <w:rPr>
+          <w:rStyle w:val="Forte"/>
+          <w:rFonts w:ascii="Arial" w:hAnsi="Arial" w:cs="Arial"/>
+          <w:color w:val="0A0A0A"/>
+          <w:shd w:val="clear" w:color="auto" w:fill="FFFFFF"/>
+        </w:rPr>
+        <w:t>,</w:t>
+      </w:r>
+      <w:r>
+        <w:rPr>
+          <w:rStyle w:val="Forte"/>
+          <w:rFonts w:ascii="Arial" w:hAnsi="Arial" w:cs="Arial"/>
+          <w:color w:val="0A0A0A"/>
+          <w:shd w:val="clear" w:color="auto" w:fill="FFFFFF"/>
+        </w:rPr>
+        <w:t>Capas de Livros e Embalagens</w:t>
+      </w:r>
+      <w:r>
+        <w:rPr>
+          <w:rStyle w:val="Forte"/>
+          <w:rFonts w:ascii="Arial" w:hAnsi="Arial" w:cs="Arial"/>
+          <w:color w:val="0A0A0A"/>
+          <w:shd w:val="clear" w:color="auto" w:fill="FFFFFF"/>
+        </w:rPr>
+        <w:t>,</w:t>
+      </w:r>
+      <w:r>
+        <w:rPr>
+          <w:rStyle w:val="Forte"/>
+          <w:rFonts w:ascii="Arial" w:hAnsi="Arial" w:cs="Arial"/>
+          <w:color w:val="0A0A0A"/>
+          <w:shd w:val="clear" w:color="auto" w:fill="FFFFFF"/>
+        </w:rPr>
+        <w:t>Logotipos e Branding</w:t>
+      </w:r>
+    </w:p>
+    <w:p>
+      <w:pPr>
+        <w:ind w:left="720"/>
+        <w:rPr>
+          <w:rFonts w:ascii="Rockwell" w:hAnsi="Rockwell" w:cs="Arial"/>
+          <w:b/>
+          <w:bCs/>
+          <w:color w:val="0A0A0A"/>
+          <w:sz w:val="40"/>
+          <w:szCs w:val="40"/>
+          <w:shd w:val="clear" w:color="auto" w:fill="FFFFFF"/>
+        </w:rPr>
+      </w:pPr>
+      <w:r>
+        <w:rPr>
+          <w:rStyle w:val="Forte"/>
+          <w:rFonts w:ascii="Arial" w:hAnsi="Arial" w:cs="Arial"/>
+          <w:color w:val="0A0A0A"/>
+          <w:shd w:val="clear" w:color="auto" w:fill="FFFFFF"/>
+        </w:rPr>
+        <w:t>Não adequada:</w:t>
+      </w:r>
+      <w:r>
+        <w:rPr>
+          <w:rStyle w:val="Forte"/>
+          <w:rFonts w:ascii="Arial" w:hAnsi="Arial" w:cs="Arial"/>
+          <w:color w:val="0A0A0A"/>
+          <w:shd w:val="clear" w:color="auto" w:fill="FFFFFF"/>
+        </w:rPr>
+        <w:t>Corpo de Texto (Textos longos)</w:t>
+      </w:r>
+      <w:r>
+        <w:rPr>
+          <w:rStyle w:val="Forte"/>
+          <w:rFonts w:ascii="Arial" w:hAnsi="Arial" w:cs="Arial"/>
+          <w:color w:val="0A0A0A"/>
+          <w:shd w:val="clear" w:color="auto" w:fill="FFFFFF"/>
+        </w:rPr>
+        <w:t>,</w:t>
+      </w:r>
+      <w:r>
+        <w:rPr>
+          <w:rStyle w:val="Forte"/>
+          <w:rFonts w:ascii="Arial" w:hAnsi="Arial" w:cs="Arial"/>
+          <w:color w:val="0A0A0A"/>
+          <w:shd w:val="clear" w:color="auto" w:fill="FFFFFF"/>
+        </w:rPr>
+        <w:t>Tamanhos Pequenos</w:t>
+      </w:r>
+      <w:r>
+        <w:rPr>
+          <w:rStyle w:val="Forte"/>
+          <w:rFonts w:ascii="Arial" w:hAnsi="Arial" w:cs="Arial"/>
+          <w:color w:val="0A0A0A"/>
+          <w:shd w:val="clear" w:color="auto" w:fill="FFFFFF"/>
+        </w:rPr>
+        <w:t>,</w:t>
+      </w:r>
+      <w:r>
+        <w:rPr>
+          <w:rStyle w:val="Ttulo1Char"/>
+          <w:rFonts w:ascii="Arial" w:hAnsi="Arial" w:cs="Arial"/>
+          <w:color w:val="0A0A0A"/>
+          <w:shd w:val="clear" w:color="auto" w:fill="FFFFFF"/>
+        </w:rPr>
+        <w:t xml:space="preserve"> </w:t>
+      </w:r>
+      <w:r>
+        <w:rPr>
+          <w:rStyle w:val="Forte"/>
+          <w:rFonts w:ascii="Arial" w:hAnsi="Arial" w:cs="Arial"/>
+          <w:color w:val="0A0A0A"/>
+          <w:shd w:val="clear" w:color="auto" w:fill="FFFFFF"/>
+        </w:rPr>
+        <w:t>Tabelas ou Dados Técnicos</w:t>
+      </w:r>
+      <w:bookmarkStart w:id="0" w:name="_GoBack"/>
+      <w:bookmarkEnd w:id="0"/>
     </w:p>
     <w:p>
       <w:pPr>
@@ -2529,7 +3476,6 @@
           <w:sz w:val="24"/>
           <w:szCs w:val="24"/>
         </w:rPr>
-        <w:lastRenderedPageBreak/>
         <w:t>Um título usando fonte Display ou Script</w:t>
       </w:r>
     </w:p>
@@ -6275,6 +7221,11 @@
       <w:iCs/>
     </w:rPr>
   </w:style>
+  <w:style w:type="character" w:customStyle="1" w:styleId="vkekvd">
+    <w:name w:val="vkekvd"/>
+    <w:basedOn w:val="Fontepargpadro"/>
+    <w:rsid w:val="00C83E46"/>
+  </w:style>
 </w:styles>
 </file>
 
@@ -6537,4 +7488,16 @@
     </a:ext>
   </a:extLst>
 </a:theme>
+</file>
+
+<file path=customXml/item1.xml><?xml version="1.0" encoding="utf-8"?>
+<b:Sources xmlns:b="http://schemas.openxmlformats.org/officeDocument/2006/bibliography" xmlns="http://schemas.openxmlformats.org/officeDocument/2006/bibliography" SelectedStyle="\APASixthEditionOfficeOnline.xsl" StyleName="APA" Version="6"/>
+</file>
+
+<file path=customXml/itemProps1.xml><?xml version="1.0" encoding="utf-8"?>
+<ds:datastoreItem xmlns:ds="http://schemas.openxmlformats.org/officeDocument/2006/customXml" ds:itemID="{1656DB1C-4786-48ED-B944-F2C2CE022993}">
+  <ds:schemaRefs>
+    <ds:schemaRef ds:uri="http://schemas.openxmlformats.org/officeDocument/2006/bibliography"/>
+  </ds:schemaRefs>
+</ds:datastoreItem>
 </file>